--- a/Beispiellösungen/5 Praxisprojekt/npm installieren.docx
+++ b/Beispiellösungen/5 Praxisprojekt/npm installieren.docx
@@ -356,6 +356,40 @@
         <w:t>openssl</w:t>
       </w:r>
       <w:proofErr w:type="spellEnd"/>
+      <w:r>
+        <w:rPr>
+          <w:b/>
+          <w:bCs/>
+          <w:i/>
+          <w:iCs/>
+        </w:rPr>
+        <w:br/>
+      </w:r>
+      <w:proofErr w:type="spellStart"/>
+      <w:r>
+        <w:rPr>
+          <w:b/>
+          <w:bCs/>
+        </w:rPr>
+        <w:t>extension</w:t>
+      </w:r>
+      <w:proofErr w:type="spellEnd"/>
+      <w:r>
+        <w:rPr>
+          <w:b/>
+          <w:bCs/>
+        </w:rPr>
+        <w:t>=</w:t>
+      </w:r>
+      <w:proofErr w:type="spellStart"/>
+      <w:r>
+        <w:rPr>
+          <w:b/>
+          <w:bCs/>
+        </w:rPr>
+        <w:t>pdo_sqlite</w:t>
+      </w:r>
+      <w:proofErr w:type="spellEnd"/>
     </w:p>
     <w:p>
       <w:pPr>
@@ -364,35 +398,31 @@
           <w:ilvl w:val="0"/>
           <w:numId w:val="1"/>
         </w:numPr>
-        <w:rPr>
-          <w:lang w:val="en-GB"/>
-        </w:rPr>
-      </w:pPr>
-      <w:r>
-        <w:rPr>
-          <w:lang w:val="en-GB"/>
-        </w:rPr>
-        <w:t xml:space="preserve">Composer </w:t>
-      </w:r>
-      <w:proofErr w:type="spellStart"/>
-      <w:r>
-        <w:rPr>
-          <w:lang w:val="en-GB"/>
-        </w:rPr>
-        <w:t>herunterladen</w:t>
-      </w:r>
-      <w:proofErr w:type="spellEnd"/>
-      <w:r>
-        <w:rPr>
-          <w:lang w:val="en-GB"/>
-        </w:rPr>
-        <w:t xml:space="preserve">: </w:t>
+      </w:pPr>
+      <w:proofErr w:type="spellStart"/>
+      <w:r>
+        <w:t>extension</w:t>
+      </w:r>
+      <w:proofErr w:type="spellEnd"/>
+      <w:r>
+        <w:t>=sqlite3</w:t>
+      </w:r>
+    </w:p>
+    <w:p>
+      <w:pPr>
+        <w:pStyle w:val="Listenabsatz"/>
+        <w:numPr>
+          <w:ilvl w:val="0"/>
+          <w:numId w:val="1"/>
+        </w:numPr>
+      </w:pPr>
+      <w:r>
+        <w:t xml:space="preserve">Composer herunterladen: </w:t>
       </w:r>
       <w:hyperlink r:id="rId7" w:history="1">
         <w:r>
           <w:rPr>
             <w:rStyle w:val="Hyperlink"/>
-            <w:lang w:val="en-GB"/>
           </w:rPr>
           <w:t>https://getcomposer.org/download/</w:t>
         </w:r>
@@ -448,79 +478,58 @@
       </w:r>
       <w:r>
         <w:br/>
+      </w:r>
+      <w:r>
         <w:t xml:space="preserve"> </w:t>
       </w:r>
       <w:r>
-        <w:tab/>
-      </w:r>
-      <w:r>
-        <w:tab/>
-      </w:r>
-      <w:r>
-        <w:tab/>
-      </w:r>
-      <w:r>
-        <w:tab/>
-        <w:t>’-&gt; darf ni</w:t>
-      </w:r>
-      <w:r>
-        <w:t xml:space="preserve">cht in OneDrive </w:t>
-      </w:r>
-      <w:r>
-        <w:t>liege</w:t>
-      </w:r>
-      <w:r>
-        <w:t>n</w:t>
-      </w:r>
+        <w:t xml:space="preserve">      </w:t>
+      </w:r>
+      <w:proofErr w:type="spellStart"/>
+      <w:r>
+        <w:rPr>
+          <w:b/>
+          <w:bCs/>
+        </w:rPr>
+        <w:t>php</w:t>
+      </w:r>
+      <w:proofErr w:type="spellEnd"/>
+      <w:r>
+        <w:rPr>
+          <w:b/>
+          <w:bCs/>
+        </w:rPr>
+        <w:t xml:space="preserve"> </w:t>
+      </w:r>
+      <w:proofErr w:type="spellStart"/>
+      <w:r>
+        <w:rPr>
+          <w:b/>
+          <w:bCs/>
+        </w:rPr>
+        <w:t>artisan</w:t>
+      </w:r>
+      <w:proofErr w:type="spellEnd"/>
+      <w:r>
+        <w:rPr>
+          <w:b/>
+          <w:bCs/>
+        </w:rPr>
+        <w:t xml:space="preserve"> </w:t>
+      </w:r>
+      <w:proofErr w:type="spellStart"/>
+      <w:r>
+        <w:rPr>
+          <w:b/>
+          <w:bCs/>
+        </w:rPr>
+        <w:t>serve</w:t>
+      </w:r>
+      <w:proofErr w:type="spellEnd"/>
       <w:r>
         <w:br/>
         <w:t xml:space="preserve">      </w:t>
       </w:r>
-      <w:proofErr w:type="spellStart"/>
-      <w:r>
-        <w:rPr>
-          <w:b/>
-          <w:bCs/>
-        </w:rPr>
-        <w:t>php</w:t>
-      </w:r>
-      <w:proofErr w:type="spellEnd"/>
-      <w:r>
-        <w:rPr>
-          <w:b/>
-          <w:bCs/>
-        </w:rPr>
-        <w:t xml:space="preserve"> </w:t>
-      </w:r>
-      <w:proofErr w:type="spellStart"/>
-      <w:r>
-        <w:rPr>
-          <w:b/>
-          <w:bCs/>
-        </w:rPr>
-        <w:t>artisan</w:t>
-      </w:r>
-      <w:proofErr w:type="spellEnd"/>
-      <w:r>
-        <w:rPr>
-          <w:b/>
-          <w:bCs/>
-        </w:rPr>
-        <w:t xml:space="preserve"> </w:t>
-      </w:r>
-      <w:proofErr w:type="spellStart"/>
-      <w:r>
-        <w:rPr>
-          <w:b/>
-          <w:bCs/>
-        </w:rPr>
-        <w:t>serve</w:t>
-      </w:r>
-      <w:proofErr w:type="spellEnd"/>
-      <w:r>
-        <w:br/>
-        <w:t xml:space="preserve">      </w:t>
-      </w:r>
       <w:r>
         <w:sym w:font="Wingdings" w:char="F0E0"/>
       </w:r>
@@ -540,97 +549,6 @@
       </w:r>
       <w:r>
         <w:t xml:space="preserve"> Fehler:</w:t>
-      </w:r>
-    </w:p>
-    <w:p>
-      <w:pPr>
-        <w:pStyle w:val="Listenabsatz"/>
-        <w:numPr>
-          <w:ilvl w:val="0"/>
-          <w:numId w:val="6"/>
-        </w:numPr>
-      </w:pPr>
-      <w:proofErr w:type="spellStart"/>
-      <w:r>
-        <w:rPr>
-          <w:b/>
-          <w:bCs/>
-        </w:rPr>
-        <w:t>npm</w:t>
-      </w:r>
-      <w:proofErr w:type="spellEnd"/>
-      <w:r>
-        <w:rPr>
-          <w:b/>
-          <w:bCs/>
-        </w:rPr>
-        <w:t xml:space="preserve"> </w:t>
-      </w:r>
-      <w:proofErr w:type="spellStart"/>
-      <w:r>
-        <w:rPr>
-          <w:b/>
-          <w:bCs/>
-        </w:rPr>
-        <w:t>run</w:t>
-      </w:r>
-      <w:proofErr w:type="spellEnd"/>
-      <w:r>
-        <w:rPr>
-          <w:b/>
-          <w:bCs/>
-        </w:rPr>
-        <w:t xml:space="preserve"> setup-all</w:t>
-      </w:r>
-      <w:r>
-        <w:tab/>
-      </w:r>
-      <w:r>
-        <w:tab/>
-        <w:t xml:space="preserve">hat funktioniert, </w:t>
-      </w:r>
-      <w:r>
-        <w:t>Grund: auf OneDrive ausgeführt</w:t>
-      </w:r>
-      <w:r>
-        <w:br/>
-      </w:r>
-      <w:r>
-        <w:drawing>
-          <wp:inline distT="0" distB="0" distL="0" distR="0" wp14:anchorId="597F8B4D" wp14:editId="737535CF">
-            <wp:extent cx="5760720" cy="1899285"/>
-            <wp:effectExtent l="0" t="0" r="0" b="5715"/>
-            <wp:docPr id="1539795590" name="Grafik 1"/>
-            <wp:cNvGraphicFramePr>
-              <a:graphicFrameLocks xmlns:a="http://schemas.openxmlformats.org/drawingml/2006/main" noChangeAspect="1"/>
-            </wp:cNvGraphicFramePr>
-            <a:graphic xmlns:a="http://schemas.openxmlformats.org/drawingml/2006/main">
-              <a:graphicData uri="http://schemas.openxmlformats.org/drawingml/2006/picture">
-                <pic:pic xmlns:pic="http://schemas.openxmlformats.org/drawingml/2006/picture">
-                  <pic:nvPicPr>
-                    <pic:cNvPr id="1539795590" name=""/>
-                    <pic:cNvPicPr/>
-                  </pic:nvPicPr>
-                  <pic:blipFill>
-                    <a:blip r:embed="rId8"/>
-                    <a:stretch>
-                      <a:fillRect/>
-                    </a:stretch>
-                  </pic:blipFill>
-                  <pic:spPr>
-                    <a:xfrm>
-                      <a:off x="0" y="0"/>
-                      <a:ext cx="5760720" cy="1899285"/>
-                    </a:xfrm>
-                    <a:prstGeom prst="rect">
-                      <a:avLst/>
-                    </a:prstGeom>
-                  </pic:spPr>
-                </pic:pic>
-              </a:graphicData>
-            </a:graphic>
-          </wp:inline>
-        </w:drawing>
       </w:r>
     </w:p>
     <w:p>
@@ -714,7 +632,7 @@
                     <pic:cNvPicPr/>
                   </pic:nvPicPr>
                   <pic:blipFill>
-                    <a:blip r:embed="rId9"/>
+                    <a:blip r:embed="rId8"/>
                     <a:stretch>
                       <a:fillRect/>
                     </a:stretch>
@@ -737,6 +655,9 @@
       <w:r>
         <w:br/>
       </w:r>
+      <w:r>
+        <w:t xml:space="preserve">Lösung: </w:t>
+      </w:r>
       <w:proofErr w:type="spellStart"/>
       <w:r>
         <w:rPr>
@@ -827,7 +748,7 @@
         </w:rPr>
         <w:t xml:space="preserve">XAMP installieren: </w:t>
       </w:r>
-      <w:hyperlink r:id="rId10" w:history="1">
+      <w:hyperlink r:id="rId9" w:history="1">
         <w:r>
           <w:rPr>
             <w:rStyle w:val="Hyperlink"/>
@@ -888,7 +809,7 @@
         </w:rPr>
         <w:t xml:space="preserve">: </w:t>
       </w:r>
-      <w:hyperlink r:id="rId11" w:history="1">
+      <w:hyperlink r:id="rId10" w:history="1">
         <w:r>
           <w:rPr>
             <w:rStyle w:val="Hyperlink"/>

--- a/Beispiellösungen/5 Praxisprojekt/npm installieren.docx
+++ b/Beispiellösungen/5 Praxisprojekt/npm installieren.docx
@@ -15,7 +15,6 @@
           <w:u w:val="single"/>
         </w:rPr>
       </w:pPr>
-      <w:proofErr w:type="spellStart"/>
       <w:r>
         <w:rPr>
           <w:b/>
@@ -26,20 +25,7 @@
           <w:szCs w:val="40"/>
           <w:u w:val="single"/>
         </w:rPr>
-        <w:t>npm</w:t>
-      </w:r>
-      <w:proofErr w:type="spellEnd"/>
-      <w:r>
-        <w:rPr>
-          <w:b/>
-          <w:bCs/>
-          <w:i/>
-          <w:iCs/>
-          <w:sz w:val="40"/>
-          <w:szCs w:val="40"/>
-          <w:u w:val="single"/>
-        </w:rPr>
-        <w:t xml:space="preserve"> installieren</w:t>
+        <w:t>npm installieren</w:t>
       </w:r>
     </w:p>
     <w:p>
@@ -62,15 +48,7 @@
         <w:t xml:space="preserve"> </w:t>
       </w:r>
       <w:r>
-        <w:t>(.</w:t>
-      </w:r>
-      <w:proofErr w:type="spellStart"/>
-      <w:r>
-        <w:t>msi</w:t>
-      </w:r>
-      <w:proofErr w:type="spellEnd"/>
-      <w:r>
-        <w:t xml:space="preserve">) node.js </w:t>
+        <w:t xml:space="preserve">(.msi) node.js </w:t>
       </w:r>
       <w:r>
         <w:t>heru</w:t>
@@ -88,7 +66,6 @@
       <w:r>
         <w:t xml:space="preserve"> </w:t>
       </w:r>
-      <w:proofErr w:type="spellStart"/>
       <w:r>
         <w:rPr>
           <w:b/>
@@ -96,9 +73,11 @@
           <w:i/>
           <w:iCs/>
         </w:rPr>
-        <w:t>node</w:t>
-      </w:r>
-      <w:proofErr w:type="spellEnd"/>
+        <w:t>node -v</w:t>
+      </w:r>
+      <w:r>
+        <w:t xml:space="preserve"> oder </w:t>
+      </w:r>
       <w:r>
         <w:rPr>
           <w:b/>
@@ -106,32 +85,10 @@
           <w:i/>
           <w:iCs/>
         </w:rPr>
-        <w:t xml:space="preserve"> -v</w:t>
-      </w:r>
-      <w:r>
-        <w:t xml:space="preserve"> oder </w:t>
-      </w:r>
-      <w:proofErr w:type="spellStart"/>
-      <w:r>
-        <w:rPr>
-          <w:b/>
-          <w:bCs/>
-          <w:i/>
-          <w:iCs/>
-        </w:rPr>
         <w:t>npm</w:t>
       </w:r>
-      <w:proofErr w:type="spellEnd"/>
-      <w:r>
-        <w:t xml:space="preserve"> in </w:t>
-      </w:r>
-      <w:proofErr w:type="spellStart"/>
-      <w:r>
-        <w:t>cmd</w:t>
-      </w:r>
-      <w:proofErr w:type="spellEnd"/>
-      <w:r>
-        <w:t xml:space="preserve"> eingeben</w:t>
+      <w:r>
+        <w:t xml:space="preserve"> in cmd eingeben</w:t>
       </w:r>
       <w:r>
         <w:t>)</w:t>
@@ -182,13 +139,8 @@
         <w:t xml:space="preserve"> </w:t>
       </w:r>
       <w:r>
-        <w:t>php.ini-</w:t>
-      </w:r>
-      <w:proofErr w:type="spellStart"/>
-      <w:r>
-        <w:t>production</w:t>
-      </w:r>
-      <w:proofErr w:type="spellEnd"/>
+        <w:t>php.ini-production</w:t>
+      </w:r>
       <w:r>
         <w:t xml:space="preserve"> kopieren zu </w:t>
       </w:r>
@@ -205,7 +157,6 @@
       <w:r>
         <w:br/>
       </w:r>
-      <w:proofErr w:type="spellStart"/>
       <w:r>
         <w:rPr>
           <w:b/>
@@ -213,9 +164,8 @@
           <w:i/>
           <w:iCs/>
         </w:rPr>
-        <w:t>extension</w:t>
-      </w:r>
-      <w:proofErr w:type="spellEnd"/>
+        <w:t>extension=curl</w:t>
+      </w:r>
       <w:r>
         <w:rPr>
           <w:b/>
@@ -223,9 +173,9 @@
           <w:i/>
           <w:iCs/>
         </w:rPr>
-        <w:t>=</w:t>
-      </w:r>
-      <w:proofErr w:type="spellStart"/>
+        <w:br/>
+        <w:t>extension=fileinfo</w:t>
+      </w:r>
       <w:r>
         <w:rPr>
           <w:b/>
@@ -233,9 +183,9 @@
           <w:i/>
           <w:iCs/>
         </w:rPr>
-        <w:t>curl</w:t>
-      </w:r>
-      <w:proofErr w:type="spellEnd"/>
+        <w:br/>
+        <w:t>extension=mbstring</w:t>
+      </w:r>
       <w:r>
         <w:rPr>
           <w:b/>
@@ -244,8 +194,8 @@
           <w:iCs/>
         </w:rPr>
         <w:br/>
-      </w:r>
-      <w:proofErr w:type="spellStart"/>
+        <w:t>extension=openssl</w:t>
+      </w:r>
       <w:r>
         <w:rPr>
           <w:b/>
@@ -253,143 +203,15 @@
           <w:i/>
           <w:iCs/>
         </w:rPr>
-        <w:t>extension</w:t>
-      </w:r>
-      <w:proofErr w:type="spellEnd"/>
+        <w:br/>
+      </w:r>
       <w:r>
         <w:rPr>
           <w:b/>
           <w:bCs/>
-          <w:i/>
-          <w:iCs/>
-        </w:rPr>
-        <w:t>=</w:t>
-      </w:r>
-      <w:proofErr w:type="spellStart"/>
-      <w:r>
-        <w:rPr>
-          <w:b/>
-          <w:bCs/>
-          <w:i/>
-          <w:iCs/>
-        </w:rPr>
-        <w:t>fileinfo</w:t>
-      </w:r>
-      <w:proofErr w:type="spellEnd"/>
-      <w:r>
-        <w:rPr>
-          <w:b/>
-          <w:bCs/>
-          <w:i/>
-          <w:iCs/>
-        </w:rPr>
-        <w:br/>
-      </w:r>
-      <w:proofErr w:type="spellStart"/>
-      <w:r>
-        <w:rPr>
-          <w:b/>
-          <w:bCs/>
-          <w:i/>
-          <w:iCs/>
-        </w:rPr>
-        <w:t>extension</w:t>
-      </w:r>
-      <w:proofErr w:type="spellEnd"/>
-      <w:r>
-        <w:rPr>
-          <w:b/>
-          <w:bCs/>
-          <w:i/>
-          <w:iCs/>
-        </w:rPr>
-        <w:t>=</w:t>
-      </w:r>
-      <w:proofErr w:type="spellStart"/>
-      <w:r>
-        <w:rPr>
-          <w:b/>
-          <w:bCs/>
-          <w:i/>
-          <w:iCs/>
-        </w:rPr>
-        <w:t>mbstring</w:t>
-      </w:r>
-      <w:proofErr w:type="spellEnd"/>
-      <w:r>
-        <w:rPr>
-          <w:b/>
-          <w:bCs/>
-          <w:i/>
-          <w:iCs/>
-        </w:rPr>
-        <w:br/>
-      </w:r>
-      <w:proofErr w:type="spellStart"/>
-      <w:r>
-        <w:rPr>
-          <w:b/>
-          <w:bCs/>
-          <w:i/>
-          <w:iCs/>
-        </w:rPr>
-        <w:t>extension</w:t>
-      </w:r>
-      <w:proofErr w:type="spellEnd"/>
-      <w:r>
-        <w:rPr>
-          <w:b/>
-          <w:bCs/>
-          <w:i/>
-          <w:iCs/>
-        </w:rPr>
-        <w:t>=</w:t>
-      </w:r>
-      <w:proofErr w:type="spellStart"/>
-      <w:r>
-        <w:rPr>
-          <w:b/>
-          <w:bCs/>
-          <w:i/>
-          <w:iCs/>
-        </w:rPr>
-        <w:t>openssl</w:t>
-      </w:r>
-      <w:proofErr w:type="spellEnd"/>
-      <w:r>
-        <w:rPr>
-          <w:b/>
-          <w:bCs/>
-          <w:i/>
-          <w:iCs/>
-        </w:rPr>
-        <w:br/>
-      </w:r>
-      <w:proofErr w:type="spellStart"/>
-      <w:r>
-        <w:rPr>
-          <w:b/>
-          <w:bCs/>
-        </w:rPr>
-        <w:t>extension</w:t>
-      </w:r>
-      <w:proofErr w:type="spellEnd"/>
-      <w:r>
-        <w:rPr>
-          <w:b/>
-          <w:bCs/>
-        </w:rPr>
-        <w:t>=</w:t>
-      </w:r>
-      <w:proofErr w:type="spellStart"/>
-      <w:r>
-        <w:rPr>
-          <w:b/>
-          <w:bCs/>
-        </w:rPr>
-        <w:t>pdo_sqlite</w:t>
-      </w:r>
-      <w:proofErr w:type="spellEnd"/>
+        </w:rPr>
+        <w:t>extension=pdo_sqlite</w:t>
+      </w:r>
     </w:p>
     <w:p>
       <w:pPr>
@@ -399,13 +221,8 @@
           <w:numId w:val="1"/>
         </w:numPr>
       </w:pPr>
-      <w:proofErr w:type="spellStart"/>
-      <w:r>
-        <w:t>extension</w:t>
-      </w:r>
-      <w:proofErr w:type="spellEnd"/>
-      <w:r>
-        <w:t>=sqlite3</w:t>
+      <w:r>
+        <w:t>extension=sqlite3</w:t>
       </w:r>
     </w:p>
     <w:p>
@@ -441,91 +258,32 @@
       <w:r>
         <w:t xml:space="preserve"> </w:t>
       </w:r>
-      <w:proofErr w:type="spellStart"/>
       <w:r>
         <w:rPr>
           <w:b/>
           <w:bCs/>
         </w:rPr>
-        <w:t>npm</w:t>
-      </w:r>
-      <w:proofErr w:type="spellEnd"/>
+        <w:t>npm run setup-all</w:t>
+      </w:r>
+      <w:r>
+        <w:t xml:space="preserve"> in \Exercice1 ausführen</w:t>
+      </w:r>
+      <w:r>
+        <w:br/>
+      </w:r>
+      <w:r>
+        <w:t xml:space="preserve"> </w:t>
+      </w:r>
+      <w:r>
+        <w:t xml:space="preserve">      </w:t>
+      </w:r>
       <w:r>
         <w:rPr>
           <w:b/>
           <w:bCs/>
         </w:rPr>
-        <w:t xml:space="preserve"> </w:t>
-      </w:r>
-      <w:proofErr w:type="spellStart"/>
-      <w:r>
-        <w:rPr>
-          <w:b/>
-          <w:bCs/>
-        </w:rPr>
-        <w:t>run</w:t>
-      </w:r>
-      <w:proofErr w:type="spellEnd"/>
-      <w:r>
-        <w:rPr>
-          <w:b/>
-          <w:bCs/>
-        </w:rPr>
-        <w:t xml:space="preserve"> setup-all</w:t>
-      </w:r>
-      <w:r>
-        <w:t xml:space="preserve"> in \Exercice1 ausführen</w:t>
-      </w:r>
-      <w:r>
-        <w:br/>
-      </w:r>
-      <w:r>
-        <w:t xml:space="preserve"> </w:t>
-      </w:r>
-      <w:r>
-        <w:t xml:space="preserve">      </w:t>
-      </w:r>
-      <w:proofErr w:type="spellStart"/>
-      <w:r>
-        <w:rPr>
-          <w:b/>
-          <w:bCs/>
-        </w:rPr>
-        <w:t>php</w:t>
-      </w:r>
-      <w:proofErr w:type="spellEnd"/>
-      <w:r>
-        <w:rPr>
-          <w:b/>
-          <w:bCs/>
-        </w:rPr>
-        <w:t xml:space="preserve"> </w:t>
-      </w:r>
-      <w:proofErr w:type="spellStart"/>
-      <w:r>
-        <w:rPr>
-          <w:b/>
-          <w:bCs/>
-        </w:rPr>
-        <w:t>artisan</w:t>
-      </w:r>
-      <w:proofErr w:type="spellEnd"/>
-      <w:r>
-        <w:rPr>
-          <w:b/>
-          <w:bCs/>
-        </w:rPr>
-        <w:t xml:space="preserve"> </w:t>
-      </w:r>
-      <w:proofErr w:type="spellStart"/>
-      <w:r>
-        <w:rPr>
-          <w:b/>
-          <w:bCs/>
-        </w:rPr>
-        <w:t>serve</w:t>
-      </w:r>
-      <w:proofErr w:type="spellEnd"/>
+        <w:t>php artisan serve</w:t>
+      </w:r>
       <w:r>
         <w:br/>
         <w:t xml:space="preserve">      </w:t>
@@ -559,47 +317,13 @@
           <w:numId w:val="6"/>
         </w:numPr>
       </w:pPr>
-      <w:proofErr w:type="spellStart"/>
       <w:r>
         <w:rPr>
           <w:b/>
           <w:bCs/>
         </w:rPr>
-        <w:t>php</w:t>
-      </w:r>
-      <w:proofErr w:type="spellEnd"/>
-      <w:r>
-        <w:rPr>
-          <w:b/>
-          <w:bCs/>
-        </w:rPr>
-        <w:t xml:space="preserve"> </w:t>
-      </w:r>
-      <w:proofErr w:type="spellStart"/>
-      <w:r>
-        <w:rPr>
-          <w:b/>
-          <w:bCs/>
-        </w:rPr>
-        <w:t>artisan</w:t>
-      </w:r>
-      <w:proofErr w:type="spellEnd"/>
-      <w:r>
-        <w:rPr>
-          <w:b/>
-          <w:bCs/>
-        </w:rPr>
-        <w:t xml:space="preserve"> </w:t>
-      </w:r>
-      <w:proofErr w:type="spellStart"/>
-      <w:r>
-        <w:rPr>
-          <w:b/>
-          <w:bCs/>
-        </w:rPr>
-        <w:t>serve</w:t>
-      </w:r>
-      <w:proofErr w:type="spellEnd"/>
+        <w:t>php artisan serve</w:t>
+      </w:r>
       <w:r>
         <w:tab/>
       </w:r>
@@ -616,6 +340,9 @@
         <w:br/>
       </w:r>
       <w:r>
+        <w:rPr>
+          <w:noProof/>
+        </w:rPr>
         <w:drawing>
           <wp:inline distT="0" distB="0" distL="0" distR="0" wp14:anchorId="2EE8B3DB" wp14:editId="42CED5D3">
             <wp:extent cx="5760720" cy="657860"/>
@@ -658,53 +385,64 @@
       <w:r>
         <w:t xml:space="preserve">Lösung: </w:t>
       </w:r>
-      <w:proofErr w:type="spellStart"/>
       <w:r>
         <w:rPr>
           <w:b/>
           <w:bCs/>
         </w:rPr>
-        <w:t>attrib</w:t>
-      </w:r>
-      <w:proofErr w:type="spellEnd"/>
-      <w:r>
-        <w:rPr>
-          <w:b/>
-          <w:bCs/>
-        </w:rPr>
-        <w:t xml:space="preserve"> -r </w:t>
-      </w:r>
-      <w:proofErr w:type="spellStart"/>
-      <w:r>
-        <w:rPr>
-          <w:b/>
-          <w:bCs/>
-        </w:rPr>
-        <w:t>bootstrap</w:t>
-      </w:r>
-      <w:proofErr w:type="spellEnd"/>
-      <w:r>
-        <w:rPr>
-          <w:b/>
-          <w:bCs/>
-        </w:rPr>
-        <w:t>\</w:t>
-      </w:r>
-      <w:proofErr w:type="spellStart"/>
-      <w:r>
-        <w:rPr>
-          <w:b/>
-          <w:bCs/>
-        </w:rPr>
-        <w:t>cache</w:t>
-      </w:r>
-      <w:proofErr w:type="spellEnd"/>
-      <w:r>
-        <w:rPr>
-          <w:b/>
-          <w:bCs/>
-        </w:rPr>
-        <w:t xml:space="preserve"> /S /D</w:t>
+        <w:t>attrib -r bootstrap\cache /S /D</w:t>
+      </w:r>
+    </w:p>
+    <w:p>
+      <w:pPr>
+        <w:pStyle w:val="Listenabsatz"/>
+        <w:numPr>
+          <w:ilvl w:val="0"/>
+          <w:numId w:val="6"/>
+        </w:numPr>
+      </w:pPr>
+      <w:r>
+        <w:t>zu langer Pfad:</w:t>
+      </w:r>
+      <w:r>
+        <w:br/>
+      </w:r>
+      <w:r>
+        <w:drawing>
+          <wp:inline distT="0" distB="0" distL="0" distR="0" wp14:anchorId="302150FC" wp14:editId="41A0843B">
+            <wp:extent cx="5760720" cy="248920"/>
+            <wp:effectExtent l="0" t="0" r="0" b="0"/>
+            <wp:docPr id="278092735" name="Grafik 1"/>
+            <wp:cNvGraphicFramePr>
+              <a:graphicFrameLocks xmlns:a="http://schemas.openxmlformats.org/drawingml/2006/main" noChangeAspect="1"/>
+            </wp:cNvGraphicFramePr>
+            <a:graphic xmlns:a="http://schemas.openxmlformats.org/drawingml/2006/main">
+              <a:graphicData uri="http://schemas.openxmlformats.org/drawingml/2006/picture">
+                <pic:pic xmlns:pic="http://schemas.openxmlformats.org/drawingml/2006/picture">
+                  <pic:nvPicPr>
+                    <pic:cNvPr id="278092735" name=""/>
+                    <pic:cNvPicPr/>
+                  </pic:nvPicPr>
+                  <pic:blipFill>
+                    <a:blip r:embed="rId9"/>
+                    <a:stretch>
+                      <a:fillRect/>
+                    </a:stretch>
+                  </pic:blipFill>
+                  <pic:spPr>
+                    <a:xfrm>
+                      <a:off x="0" y="0"/>
+                      <a:ext cx="5760720" cy="248920"/>
+                    </a:xfrm>
+                    <a:prstGeom prst="rect">
+                      <a:avLst/>
+                    </a:prstGeom>
+                  </pic:spPr>
+                </pic:pic>
+              </a:graphicData>
+            </a:graphic>
+          </wp:inline>
+        </w:drawing>
       </w:r>
     </w:p>
     <w:p>
@@ -748,7 +486,7 @@
         </w:rPr>
         <w:t xml:space="preserve">XAMP installieren: </w:t>
       </w:r>
-      <w:hyperlink r:id="rId9" w:history="1">
+      <w:hyperlink r:id="rId10" w:history="1">
         <w:r>
           <w:rPr>
             <w:rStyle w:val="Hyperlink"/>
@@ -791,25 +529,9 @@
           <w:color w:val="000000" w:themeColor="text1"/>
           <w:lang w:val="en-GB"/>
         </w:rPr>
-        <w:t xml:space="preserve">Composer </w:t>
-      </w:r>
-      <w:proofErr w:type="spellStart"/>
-      <w:r>
-        <w:rPr>
-          <w:color w:val="000000" w:themeColor="text1"/>
-          <w:lang w:val="en-GB"/>
-        </w:rPr>
-        <w:t>herunterladen</w:t>
-      </w:r>
-      <w:proofErr w:type="spellEnd"/>
-      <w:r>
-        <w:rPr>
-          <w:color w:val="000000" w:themeColor="text1"/>
-          <w:lang w:val="en-GB"/>
-        </w:rPr>
-        <w:t xml:space="preserve">: </w:t>
-      </w:r>
-      <w:hyperlink r:id="rId10" w:history="1">
+        <w:t xml:space="preserve">Composer herunterladen: </w:t>
+      </w:r>
+      <w:hyperlink r:id="rId11" w:history="1">
         <w:r>
           <w:rPr>
             <w:rStyle w:val="Hyperlink"/>
@@ -835,22 +557,29 @@
           <w:color w:val="000000" w:themeColor="text1"/>
           <w:lang w:val="en-GB"/>
         </w:rPr>
-        <w:t xml:space="preserve"> Apache &amp; MySQL-Server in XAMP </w:t>
-      </w:r>
-      <w:proofErr w:type="spellStart"/>
+        <w:t xml:space="preserve"> Apache &amp; MySQL-Server in XAMP starten</w:t>
+      </w:r>
       <w:r>
         <w:rPr>
           <w:color w:val="000000" w:themeColor="text1"/>
           <w:lang w:val="en-GB"/>
         </w:rPr>
-        <w:t>starten</w:t>
-      </w:r>
-      <w:proofErr w:type="spellEnd"/>
+        <w:br/>
+        <w:t xml:space="preserve"> </w:t>
+      </w:r>
       <w:r>
         <w:rPr>
           <w:color w:val="000000" w:themeColor="text1"/>
           <w:lang w:val="en-GB"/>
         </w:rPr>
+        <w:tab/>
+        <w:t>cd C:\xampp\htdocs</w:t>
+      </w:r>
+      <w:r>
+        <w:rPr>
+          <w:color w:val="000000" w:themeColor="text1"/>
+          <w:lang w:val="en-GB"/>
+        </w:rPr>
         <w:br/>
         <w:t xml:space="preserve"> </w:t>
       </w:r>
@@ -860,7 +589,7 @@
           <w:lang w:val="en-GB"/>
         </w:rPr>
         <w:tab/>
-        <w:t>cd C:\xampp\htdocs</w:t>
+        <w:t>composer create-project laravel/laravel meineapp</w:t>
       </w:r>
       <w:r>
         <w:rPr>
@@ -876,79 +605,7 @@
           <w:lang w:val="en-GB"/>
         </w:rPr>
         <w:tab/>
-        <w:t xml:space="preserve">composer create-project </w:t>
-      </w:r>
-      <w:proofErr w:type="spellStart"/>
-      <w:r>
-        <w:rPr>
-          <w:color w:val="000000" w:themeColor="text1"/>
-          <w:lang w:val="en-GB"/>
-        </w:rPr>
-        <w:t>laravel</w:t>
-      </w:r>
-      <w:proofErr w:type="spellEnd"/>
-      <w:r>
-        <w:rPr>
-          <w:color w:val="000000" w:themeColor="text1"/>
-          <w:lang w:val="en-GB"/>
-        </w:rPr>
-        <w:t>/</w:t>
-      </w:r>
-      <w:proofErr w:type="spellStart"/>
-      <w:r>
-        <w:rPr>
-          <w:color w:val="000000" w:themeColor="text1"/>
-          <w:lang w:val="en-GB"/>
-        </w:rPr>
-        <w:t>laravel</w:t>
-      </w:r>
-      <w:proofErr w:type="spellEnd"/>
-      <w:r>
-        <w:rPr>
-          <w:color w:val="000000" w:themeColor="text1"/>
-          <w:lang w:val="en-GB"/>
-        </w:rPr>
-        <w:t xml:space="preserve"> </w:t>
-      </w:r>
-      <w:proofErr w:type="spellStart"/>
-      <w:r>
-        <w:rPr>
-          <w:color w:val="000000" w:themeColor="text1"/>
-          <w:lang w:val="en-GB"/>
-        </w:rPr>
-        <w:t>meineapp</w:t>
-      </w:r>
-      <w:proofErr w:type="spellEnd"/>
-      <w:r>
-        <w:rPr>
-          <w:color w:val="000000" w:themeColor="text1"/>
-          <w:lang w:val="en-GB"/>
-        </w:rPr>
-        <w:br/>
-        <w:t xml:space="preserve"> </w:t>
-      </w:r>
-      <w:r>
-        <w:rPr>
-          <w:color w:val="000000" w:themeColor="text1"/>
-          <w:lang w:val="en-GB"/>
-        </w:rPr>
-        <w:tab/>
-      </w:r>
-      <w:proofErr w:type="spellStart"/>
-      <w:r>
-        <w:rPr>
-          <w:color w:val="000000" w:themeColor="text1"/>
-          <w:lang w:val="en-GB"/>
-        </w:rPr>
-        <w:t>php</w:t>
-      </w:r>
-      <w:proofErr w:type="spellEnd"/>
-      <w:r>
-        <w:rPr>
-          <w:color w:val="000000" w:themeColor="text1"/>
-          <w:lang w:val="en-GB"/>
-        </w:rPr>
-        <w:t xml:space="preserve"> artisan serve</w:t>
+        <w:t>php artisan serve</w:t>
       </w:r>
       <w:r>
         <w:rPr>
@@ -2199,6 +1856,7 @@
   <w:style w:type="character" w:default="1" w:styleId="Absatz-Standardschriftart">
     <w:name w:val="Default Paragraph Font"/>
     <w:uiPriority w:val="1"/>
+    <w:semiHidden/>
     <w:unhideWhenUsed/>
   </w:style>
   <w:style w:type="table" w:default="1" w:styleId="NormaleTabelle">
